--- a/projects/18_while_my_wifes_away/아내가 없는 사이_회차 트리트먼트_1-50화.docx
+++ b/projects/18_while_my_wifes_away/아내가 없는 사이_회차 트리트먼트_1-50화.docx
@@ -12,7 +12,7 @@
           <w:b/>
           <w:sz w:val="30"/>
         </w:rPr>
-        <w:t>《While My Wife's Away / 아내가 없는 사이》 회차 트리트먼트 1~50화</w:t>
+        <w:t>아내가 없는 사이 / While My Wife's Away</w:t>
       </w:r>
     </w:p>
     <w:p>
@@ -25,7 +25,7 @@
           <w:b w:val="0"/>
           <w:sz w:val="18"/>
         </w:rPr>
-        <w:t>남성향 쿠거 · 다이앤 케슬러(46) × 콜 베넷(27) · 남편 하워드 케슬러(66) 생존·동거 · 발화 EN · VO 최소·파편</w:t>
+        <w:t>회차 트리트먼트 1~50화 · 무료 1~8화 상세 / 유료 9~50화 요약</w:t>
       </w:r>
     </w:p>
     <w:p>
@@ -194,6 +194,19 @@
           <w:b w:val="0"/>
           <w:sz w:val="20"/>
         </w:rPr>
+        <w:t>에이바 — "우리 집 계약 나올 때까지만 참아."</w:t>
+      </w:r>
+    </w:p>
+    <w:p>
+      <w:pPr>
+        <w:spacing w:after="40"/>
+      </w:pPr>
+      <w:r>
+        <w:rPr>
+          <w:rFonts w:ascii="Malgun Gothic" w:hAnsi="Malgun Gothic" w:eastAsia="Malgun Gothic"/>
+          <w:b w:val="0"/>
+          <w:sz w:val="20"/>
+        </w:rPr>
         <w:t>(계단 난간 위, 다이앤. 눈이 마주치자 가운 자락을 여민다.)</w:t>
       </w:r>
     </w:p>
@@ -246,7 +259,7 @@
           <w:b w:val="0"/>
           <w:sz w:val="20"/>
         </w:rPr>
-        <w:t>(저녁 여덟 시. 하워드가 약을 삼키고 계단을 올라간다.)</w:t>
+        <w:t>(그날 밤. 주방. 불은 안 켜져 있다. 콜이 냉장고를 열고 물을 꺼낸다. 냉장고 불빛만 든다.)</w:t>
       </w:r>
     </w:p>
     <w:p>
@@ -259,7 +272,7 @@
           <w:b w:val="0"/>
           <w:sz w:val="20"/>
         </w:rPr>
-        <w:t>하워드 — "먼저 들어가네. 다이앤, 문단속해."</w:t>
+        <w:t>(위층에서 문 닫히는 소리. 이어서 조용해진다.)</w:t>
       </w:r>
     </w:p>
     <w:p>
@@ -272,33 +285,7 @@
           <w:b w:val="0"/>
           <w:sz w:val="20"/>
         </w:rPr>
-        <w:t>(촛불을 켠 식탁. 다이앤이 와인을 따른다. 잔을 건네는 손이 콜의 손등을 스친다.)</w:t>
-      </w:r>
-    </w:p>
-    <w:p>
-      <w:pPr>
-        <w:spacing w:after="40"/>
-      </w:pPr>
-      <w:r>
-        <w:rPr>
-          <w:rFonts w:ascii="Malgun Gothic" w:hAnsi="Malgun Gothic" w:eastAsia="Malgun Gothic"/>
-          <w:b w:val="0"/>
-          <w:sz w:val="20"/>
-        </w:rPr>
-        <w:t>다이앤 — "에이바 카드는 두고 갔니?"</w:t>
-      </w:r>
-    </w:p>
-    <w:p>
-      <w:pPr>
-        <w:spacing w:after="40"/>
-      </w:pPr>
-      <w:r>
-        <w:rPr>
-          <w:rFonts w:ascii="Malgun Gothic" w:hAnsi="Malgun Gothic" w:eastAsia="Malgun Gothic"/>
-          <w:b w:val="0"/>
-          <w:sz w:val="20"/>
-        </w:rPr>
-        <w:t>다이앤 — "오늘은 좀 마셔도 돼. 볼 사람도 없는데."</w:t>
+        <w:t>VO — 두 달이면 뭐라도 나겠지.</w:t>
       </w:r>
     </w:p>
     <w:p>
@@ -428,59 +415,7 @@
           <w:b w:val="0"/>
           <w:sz w:val="20"/>
         </w:rPr>
-        <w:t>(플래시 — 저택 거실. 하워드와 다이앤이 소파에 나란히.)</w:t>
-      </w:r>
-    </w:p>
-    <w:p>
-      <w:pPr>
-        <w:spacing w:after="40"/>
-      </w:pPr>
-      <w:r>
-        <w:rPr>
-          <w:rFonts w:ascii="Malgun Gothic" w:hAnsi="Malgun Gothic" w:eastAsia="Malgun Gothic"/>
-          <w:b w:val="0"/>
-          <w:sz w:val="20"/>
-        </w:rPr>
-        <w:t>하워드 — "짐 풀 데도 없을 텐데, 두 달만 있다 가."</w:t>
-      </w:r>
-    </w:p>
-    <w:p>
-      <w:pPr>
-        <w:spacing w:after="40"/>
-      </w:pPr>
-      <w:r>
-        <w:rPr>
-          <w:rFonts w:ascii="Malgun Gothic" w:hAnsi="Malgun Gothic" w:eastAsia="Malgun Gothic"/>
-          <w:b w:val="0"/>
-          <w:sz w:val="20"/>
-        </w:rPr>
-        <w:t>(다이앤이 찻잔을 내려놓고 콜을 본다. 아무 말 없이 고개만 한 번 끄덕인다.)</w:t>
-      </w:r>
-    </w:p>
-    <w:p>
-      <w:pPr>
-        <w:spacing w:after="40"/>
-      </w:pPr>
-      <w:r>
-        <w:rPr>
-          <w:rFonts w:ascii="Malgun Gothic" w:hAnsi="Malgun Gothic" w:eastAsia="Malgun Gothic"/>
-          <w:b w:val="0"/>
-          <w:sz w:val="20"/>
-        </w:rPr>
-        <w:t>VO — 두 달이면 뭐라도 나겠지.</w:t>
-      </w:r>
-    </w:p>
-    <w:p>
-      <w:pPr>
-        <w:spacing w:after="40"/>
-      </w:pPr>
-      <w:r>
-        <w:rPr>
-          <w:rFonts w:ascii="Malgun Gothic" w:hAnsi="Malgun Gothic" w:eastAsia="Malgun Gothic"/>
-          <w:b w:val="0"/>
-          <w:sz w:val="20"/>
-        </w:rPr>
-        <w:t>(현재. 밤. 주방. 열린 냉장고 불빛 앞에 얇은 슬립 차림의 다이앤. 물 한 방울이 턱을 타고 목을 지나 쇄골 아래로 흘러내린다.)</w:t>
+        <w:t>(현재. 주방. 냉장고 문이 아직 열려 있다. 그 불빛 안으로 얇은 슬립 차림의 다이앤이 들어선다. 물 한 방울이 턱을 타고 목을 지나 쇄골 아래로 흘러내린다.)</w:t>
       </w:r>
     </w:p>
     <w:p>
@@ -1546,7 +1481,7 @@
           <w:b w:val="0"/>
           <w:sz w:val="20"/>
         </w:rPr>
-        <w:t>(낮의 저택. 목까지 잠근 블라우스, 올려 묶은 머리, 하이힐. 하워드가 신문을 편다.)</w:t>
+        <w:t>(아침. 주방. 목까지 잠근 블라우스, 올려 묶은 머리, 하이힐. 하워드가 신문을 편다.)</w:t>
       </w:r>
     </w:p>
     <w:p>
@@ -1585,7 +1520,7 @@
           <w:b w:val="0"/>
           <w:sz w:val="20"/>
         </w:rPr>
-        <w:t>(점심상. 로사가 접시를 내려놓는다. 맞은편에 하워드. 식탁보 아래에서 그녀의 맨발이 콜의 다리를 타고 올라온다.)</w:t>
+        <w:t>(로사가 커피를 놓고 나간다. 하워드가 신문을 넘긴다. 식탁보 아래에서 그녀의 맨발이 콜의 다리를 타고 올라온다.)</w:t>
       </w:r>
     </w:p>
     <w:p>
@@ -1611,7 +1546,7 @@
           <w:b w:val="0"/>
           <w:sz w:val="20"/>
         </w:rPr>
-        <w:t>(밤. 폰이 울린다. 아내의 영상통화.)</w:t>
+        <w:t>(그날 밤. 주방. 1화와 같은 자리. 냉장고 문이 열려 있고 콜이 그 불빛 앞에 서 있다. 폰이 울린다. 아내의 영상통화.)</w:t>
       </w:r>
     </w:p>
     <w:p>
@@ -1702,7 +1637,7 @@
           <w:b w:val="0"/>
           <w:sz w:val="20"/>
         </w:rPr>
-        <w:t>[S1 · 귀국 D-3 ~ D-day 아침] 아침 부엌. 장인이 정원에 나가 있고 유리문 너머로 밀짚모자가 오간다. 다이앤이 커피를 따르는 손목을 콜이 잡는다. 어젯밤 얘기는 한마디도 안 하고 목덜미에만 입을 댄다.</w:t>
+        <w:t>[S1 · 아내가 없는 하루 · 주방] 아침. 장인은 정원에 나가 있고 유리문 너머로 밀짚모자가 오간다. 다이앤이 커피를 따르는 손목을 콜이 잡는다. 어젯밤 얘기는 한마디도 안 하고 목덜미에만 입을 댄다.</w:t>
       </w:r>
     </w:p>
     <w:p>
@@ -1728,7 +1663,7 @@
           <w:b w:val="0"/>
           <w:sz w:val="20"/>
         </w:rPr>
-        <w:t>밀짚모자가 창을 가로질러 가는 동안 두 사람은 싱크대 앞에서 안 떨어진다. 다이앤 — "들어오면 어쩌려고." 콜 — "그럼 놓으세요." 그녀는 안 놓는다.</w:t>
+        <w:t>밀짚모자가 창을 가로질러 가는 동안 두 사람은 싱크대 앞에서 안 떨어진다. 다이앤 — "들어오면 어쩌려고." 콜 — "그럼 놓으세요." 안 놓는다.</w:t>
       </w:r>
     </w:p>
     <w:p>
@@ -1754,7 +1689,7 @@
           <w:b w:val="0"/>
           <w:sz w:val="20"/>
         </w:rPr>
-        <w:t>정원 문이 열린다. 장인이 흙 묻은 손을 씻으러 들어오고 다이앤이 수건을 건넨다. 목까지 잠근 블라우스, 흐트러진 데 하나 없다. 콜은 그 옆에서 목에 남은 자국만 본다.</w:t>
+        <w:t>유리문이 열린다. 장인이 흙 묻은 손을 씻으러 들어오고 다이앤이 수건을 건넨다. 목까지 잠근 블라우스, 흐트러진 데 하나 없다. VO — '목에 자국 났는데.'</w:t>
       </w:r>
     </w:p>
     <w:p>
@@ -1780,7 +1715,7 @@
           <w:b w:val="0"/>
           <w:sz w:val="20"/>
         </w:rPr>
-        <w:t>낮. 로사가 이 층을 청소한다. 세탁실 건조기 위에서 시작하는데 청소기 소리가 가까워질 때마다 멈췄다 다시 간다.</w:t>
+        <w:t>로사가 청소기를 끌고 들어온다. 팬트리 문 뒤. 소리가 가까워지면 멈추고 멀어지면 다시 간다.</w:t>
       </w:r>
     </w:p>
     <w:p>
@@ -1806,7 +1741,7 @@
           <w:b w:val="0"/>
           <w:sz w:val="20"/>
         </w:rPr>
-        <w:t>로사가 세탁물을 가지러 내려온다. 두 사람은 옷을 다 입고 각자 다른 일을 하고 있다. 나가자마자 다시. 다이앤이 소리를 참느라 그의 어깨를 문다.</w:t>
+        <w:t>로사가 세탁물을 안고 나갔다 들어온다. 그때마다 둘 다 다른 일을 하고 있다. 나가자마자 다시. 그녀가 소리를 참느라 그의 어깨를 문다.</w:t>
       </w:r>
     </w:p>
     <w:p>
@@ -1832,7 +1767,7 @@
           <w:b w:val="0"/>
           <w:sz w:val="20"/>
         </w:rPr>
-        <w:t>점심상. 로사가 접시를 놓는 동안 식탁보 아래에서 맨발이 올라온다. 콜은 표정을 안 바꾼다. 어깨의 잇자국이 셔츠에 쓸려 따갑다.</w:t>
+        <w:t>점심상. 로사가 접시를 놓는 동안 식탁보 아래에서 맨발이 다리를 타고 올라온다. 콜은 표정을 안 바꾼다. 어깨의 잇자국이 셔츠에 쓸린다.</w:t>
       </w:r>
     </w:p>
     <w:p>
@@ -1858,7 +1793,7 @@
           <w:b w:val="0"/>
           <w:sz w:val="20"/>
         </w:rPr>
-        <w:t>로사 퇴근. 현관문 닫히는 소리와 동시에 벽으로 민다. 하루 종일 끊긴 게 여기서 한 번에 간다. 다이앤 — "여덟 시까지 두 시간 남았어."</w:t>
+        <w:t>오후. 집에 둘뿐인데 아무것도 안 한다. 그녀가 그러자고 한다. VO — '안 하니까 더 된다.' 로사 퇴근. 현관문 닫히는 소리와 동시에 벽으로 민다. 다이앤 — "여덟 시까지 두 시간."</w:t>
       </w:r>
     </w:p>
     <w:p>
@@ -1884,7 +1819,7 @@
           <w:b w:val="0"/>
           <w:sz w:val="20"/>
         </w:rPr>
-        <w:t>여덟 시. 장인이 약을 먹고 올라간다. 그날 밤 그녀가 처음으로 손목을 묶어 달라고 한다. 넥타이로. VO — '이 여자가 뭘 좋아하는지 그날부터 하나씩 알아 갔다.'</w:t>
+        <w:t>여덟 시. 장인이 약을 삼키고 계단을 올라간다. 발소리가 위에서 멎을 때까지 둘 다 안 움직인다. 아일랜드 위. 그녀가 처음으로 손목을 묶어 달라고 한다. 넥타이로. VO — '이 여자가 뭘 좋아하는지 그날부터 하나씩 알았다.'</w:t>
       </w:r>
     </w:p>
     <w:p>
@@ -1910,7 +1845,7 @@
           <w:b w:val="0"/>
           <w:sz w:val="20"/>
         </w:rPr>
-        <w:t>D-1 낮. 아무것도 안 하고 스치기만 한다. 복도에서 어깨, 식탁에서 손등, 계단에서 허리. 다이앤 — "내일이면 끝이야."</w:t>
+        <w:t>[브리지] 삼 주가 그렇게 갔다. 마지막 날은 스치기만 한다. 복도에서 어깨, 식탁에서 손등, 계단에서 허리. 다이앤 — "내일이면 끝이야."</w:t>
       </w:r>
     </w:p>
     <w:p>
@@ -1936,7 +1871,7 @@
           <w:b w:val="0"/>
           <w:sz w:val="20"/>
         </w:rPr>
-        <w:t>D-1 밤. 딸 부부 침실 문 앞. 그녀가 먼저 연다. 다이앤 — "여긴 안 돼." 콜 — "그럼 왜 문을 열었어요."</w:t>
+        <w:t>[S2 · 아내가 돌아오는 날 새벽 · 딸 부부 침실] 새벽 두 시. 그녀가 먼저 그 방 문을 연다. 다이앤 — "여긴 안 돼." 콜 — "그럼 왜 열었어요."</w:t>
       </w:r>
     </w:p>
     <w:p>
@@ -1962,7 +1897,7 @@
           <w:b w:val="0"/>
           <w:sz w:val="20"/>
         </w:rPr>
-        <w:t>아내 침대 위. 화장대에 아내 사진이 서 있고 둘 다 엎지 않는다. 거울 앞에서, 그녀가 자기 얼굴을 보게 시킨다.</w:t>
+        <w:t>아내 침대 위. 화장대에 아내 사진이 서 있고 둘 다 안 엎는다. VO — '엎을 수 있었다. 안 엎었다.'</w:t>
       </w:r>
     </w:p>
     <w:p>
@@ -1988,7 +1923,7 @@
           <w:b w:val="0"/>
           <w:sz w:val="20"/>
         </w:rPr>
-        <w:t>새벽까지 저택의 방을 하나씩 지난다. 다이앤 — "마지막이라며." 콜 — "그러니까 다 해요." 날이 밝고, 자갈길로 아내의 차가 들어온다.</w:t>
+        <w:t>거울 앞. 그녀가 자기 얼굴을 보게 시킨다. 아내 가운을 걸치라고 하고, 그녀가 걸친다.</w:t>
       </w:r>
     </w:p>
     <w:p>
@@ -2014,7 +1949,7 @@
           <w:b w:val="0"/>
           <w:sz w:val="20"/>
         </w:rPr>
-        <w:t>[S2 · 아내가 돌아온 첫 주말, 넷이 있는 이틀] 넷이 앉은 첫 저녁. 아내가 손을 잡고 장인이 건배를 하는 동안 식탁 밑에서 맨발이 다리를 타고 오른다.</w:t>
+        <w:t>다이앤 — "마지막이라며." 콜 — "그러니까 다 해요."</w:t>
       </w:r>
     </w:p>
     <w:p>
@@ -2040,7 +1975,7 @@
           <w:b w:val="0"/>
           <w:sz w:val="20"/>
         </w:rPr>
-        <w:t>밤, 부부 침실. 아내를 안으면서 콜은 벽 너머를 생각한다. VO — '벽 하나였다. 아내한테 미안하다는 생각은 그때 잠깐 했다. 잠깐.'</w:t>
+        <w:t>밖에서 발소리. 장인 방문이 열렸다 닫힌다. 조용해지자 그녀가 먼저 움직인다.</w:t>
       </w:r>
     </w:p>
     <w:p>
@@ -2066,7 +2001,7 @@
           <w:b w:val="0"/>
           <w:sz w:val="20"/>
         </w:rPr>
-        <w:t>새벽 세 시. 물을 마시러 내려간 부엌에 그녀가 서 있다. 아무 말 없이 키스부터 한다.</w:t>
+        <w:t>아내 베개. VO — '내일 여기서 잔다, 마누라가.' 창밖이 밝아 오는데 둘 다 시계를 안 본다.</w:t>
       </w:r>
     </w:p>
     <w:p>
@@ -2092,7 +2027,7 @@
           <w:b w:val="0"/>
           <w:sz w:val="20"/>
         </w:rPr>
-        <w:t>부엌 아일랜드 위. 위층에 아내가 자고 있다. 다이앤 — "소리 내지 마." 콜 — "내면요." 다이앤 — "…내."</w:t>
+        <w:t>자갈길에 차 소리. 시트를 갈 시간이 없다. 그녀가 시트를 걷어 안고 내려가고 콜만 남는다. 아래에서 아내 목소리가 올라온다.</w:t>
       </w:r>
     </w:p>
     <w:p>
@@ -2118,7 +2053,7 @@
           <w:b w:val="0"/>
           <w:sz w:val="20"/>
         </w:rPr>
-        <w:t>이 층으로 올라간다. 아내 방문 앞을 지나 장모 방으로. 문 닫는 소리를 안 낸다.</w:t>
+        <w:t>[브리지] 넷이 앉은 첫 저녁. 아내가 콜의 손을 잡고 장인이 건배를 하는 동안, 식탁 밑에서 맨발이 다리를 타고 오른다. 창밖에 비가 오기 시작한다.</w:t>
       </w:r>
     </w:p>
     <w:p>
@@ -2144,7 +2079,7 @@
           <w:b w:val="0"/>
           <w:sz w:val="20"/>
         </w:rPr>
-        <w:t>아내 방에서 뒤척이는 소리. 두 사람이 멈춘다. 조용해지자 그녀가 먼저 움직인다. 다이앤 — "들려도 상관없어."</w:t>
+        <w:t>[S3 · 폭우로 정전된 밤 · 이 층 복도] 비가 안 그친다. 진입로가 잠겨 아내가 회사에서 못 돌아온다. 여덟 시, 장인이 약을 먹고 올라간다.</w:t>
       </w:r>
     </w:p>
     <w:p>
@@ -2170,7 +2105,7 @@
           <w:b w:val="0"/>
           <w:sz w:val="20"/>
         </w:rPr>
-        <w:t>토요일 오전. 아내가 거실에서 노트북을 편다. 드레스룸에서, 문 너머로 아내가 엄마를 부른다. 다이앤 — "금방 갈게." 대답하는 동안 콜이 안 놓는다.</w:t>
+        <w:t>정전. 그녀가 촛불을 들고 이 층으로 올라오고 콜이 따라 올라간다.</w:t>
       </w:r>
     </w:p>
     <w:p>
@@ -2196,7 +2131,7 @@
           <w:b w:val="0"/>
           <w:sz w:val="20"/>
         </w:rPr>
-        <w:t>넷이 앉은 소파, 영화. 무릎에 덮은 담요 밑으로 손이 들어간다. 아내는 옆에서 화면을 보고 있다.</w:t>
+        <w:t>복도. 문이 셋. 촛불을 바닥에 내려놓는다.</w:t>
       </w:r>
     </w:p>
     <w:p>
@@ -2222,7 +2157,7 @@
           <w:b w:val="0"/>
           <w:sz w:val="20"/>
         </w:rPr>
-        <w:t>아내가 샤워하러 들어간다. 물소리가 나는 동안 복도에서. 물소리가 멈추기 전에 끝내야 한다.</w:t>
+        <w:t>그녀가 보라고만 시킨다. 손대지 말고. VO — '보고만 있으라는 게 이렇게 힘든 건 줄.'</w:t>
       </w:r>
     </w:p>
     <w:p>
@@ -2248,7 +2183,7 @@
           <w:b w:val="0"/>
           <w:sz w:val="20"/>
         </w:rPr>
-        <w:t>일요일 점심. 아내가 엄마 목덜미를 본다. "엄마, 여기 뭐야?" "긁혔어." 장인은 신문에서 눈도 안 뗀다.</w:t>
+        <w:t>손전등 불빛이 아래에서 올라온다. 장인이 두꺼비집을 보러 내려간 것이다. 두 사람이 난간 밑에 붙어 선다.</w:t>
       </w:r>
     </w:p>
     <w:p>
@@ -2274,7 +2209,7 @@
           <w:b w:val="0"/>
           <w:sz w:val="20"/>
         </w:rPr>
-        <w:t>일요일 밤. 그날 밤 콜이 목덜미에 하나 더 남긴다. 월요일 아침 아내가 출근하고, 창밖에 비가 오기 시작한다.</w:t>
+        <w:t>불이 안 들어온다. 장인이 다시 올라가고 방문이 닫힌다. 두 사람은 그 자리에서 그대로. 아무것도 안 보이고 소리만 남는다.</w:t>
       </w:r>
     </w:p>
     <w:p>
@@ -2300,7 +2235,7 @@
           <w:b w:val="0"/>
           <w:sz w:val="20"/>
         </w:rPr>
-        <w:t>[S3 · 폭우로 고립된 이틀] 비가 안 그친다. 저녁 뉴스에 진입로 침수. 아내는 회사에서 못 돌아오고, 장인은 약을 먹고 일찍 올라간다.</w:t>
+        <w:t>촛불 하나가 꺼진다. 남은 하나가 두 사람 그림자를 벽에 크게 만들고, 그 그림자가 장인 방문 위를 지나간다.</w:t>
       </w:r>
     </w:p>
     <w:p>
@@ -2326,7 +2261,7 @@
           <w:b w:val="0"/>
           <w:sz w:val="20"/>
         </w:rPr>
-        <w:t>정전. 촛불 두 개. 그녀가 촛불을 들고 계단을 올라가고 콜이 따라 올라간다.</w:t>
+        <w:t>아내에게서 전화가 온다. 오늘도 못 들어간다고. 통화 중에 그녀가 무릎을 꿇는다. 콜 — "여보, 잘 안 들려."</w:t>
       </w:r>
     </w:p>
     <w:p>
@@ -2352,7 +2287,7 @@
           <w:b w:val="0"/>
           <w:sz w:val="20"/>
         </w:rPr>
-        <w:t>그녀가 처음으로 보라고만 시킨다. 손대지 말고. VO — '보고만 있으라는 게 그렇게 힘든 건 줄 몰랐다.'</w:t>
+        <w:t>끊고 나서 콜이 처음으로 먼저 잡는다. VO — '아내 목소리 듣고 더 됐다. 이건 뭐지.'</w:t>
       </w:r>
     </w:p>
     <w:p>
@@ -2378,7 +2313,7 @@
           <w:b w:val="0"/>
           <w:sz w:val="20"/>
         </w:rPr>
-        <w:t>손전등 불빛이 복도를 훑고 지나간다. 장인이 두꺼비집을 보러 내려온 것이다. 두 사람은 계단 밑에 붙어 서서 숨을 참는다.</w:t>
+        <w:t>장인 방문 앞. 그녀가 거기서 하자고 한다. 콜이 처음으로 망설이고, 그녀가 먼저 벽에 손을 짚는다.</w:t>
       </w:r>
     </w:p>
     <w:p>
@@ -2404,7 +2339,7 @@
           <w:b w:val="0"/>
           <w:sz w:val="20"/>
         </w:rPr>
-        <w:t>불이 안 들어온다. 장인이 다시 올라가고, 두 사람은 그 자리에서 그대로. 어둠 속이라 아무것도 안 보이고 소리만 남는다.</w:t>
+        <w:t>문 안에서 기침 소리. 안 멈춘다. VO — '깨라고 했었지.'</w:t>
       </w:r>
     </w:p>
     <w:p>
@@ -2430,7 +2365,7 @@
           <w:b w:val="0"/>
           <w:sz w:val="20"/>
         </w:rPr>
-        <w:t>새벽. 욕조. 물이 안 데워져서 찬물이다. 다이앤 — "추워." 콜 — "그럼 붙어 계세요."</w:t>
+        <w:t>기침이 잦아든다. 둘 다 아직 안 떨어졌다. 다이앤이 웃음을 터뜨리려는 걸 콜이 손바닥으로 막는다.</w:t>
       </w:r>
     </w:p>
     <w:p>
@@ -2456,7 +2391,7 @@
           <w:b w:val="0"/>
           <w:sz w:val="20"/>
         </w:rPr>
-        <w:t>이튿날 낮. 비는 계속 온다. 집 안에 셋뿐이고 장인은 서재에 있다. 그녀가 서재 문을 열어 둔 채로 복도에서 하자고 한다.</w:t>
+        <w:t>새벽 세 시. 1화의 그 자리, 그 각도. 비가 그치고 전기가 들어온다. 복도가 한꺼번에 밝아진다.</w:t>
       </w:r>
     </w:p>
     <w:p>
@@ -2482,7 +2417,7 @@
           <w:b w:val="0"/>
           <w:sz w:val="20"/>
         </w:rPr>
-        <w:t xml:space="preserve">아내에게서 전화가 온다. 오늘도 못 들어간다고. 통화 중에 그녀가 무릎을 꿇는다. 콜 — "여보, 잘 안 들려." </w:t>
+        <w:t>[브리지] 아래에 아내의 캐리어가 놓여 있다. 새벽에 들어와 있었다고 한다. 그날 저녁 식탁에서 아내의 해외 발령 얘기가 나오고, 장인이 자랑스러워한다.</w:t>
       </w:r>
     </w:p>
     <w:p>
@@ -2508,7 +2443,7 @@
           <w:b w:val="0"/>
           <w:sz w:val="20"/>
         </w:rPr>
-        <w:t>저녁. 촛불 식탁에 셋. 장인이 옛날 얘기를 하고 두 사람은 마주 앉아 듣는다. 식탁 밑은 촛불이 안 닿는다.</w:t>
+        <w:t>[S4 · 아내가 떠나기 전날 밤 · 주방] 여덟 시. 장인이 약을 먹고 올라간다. 1화와 같은 자리, 같은 냉장고 불빛.</w:t>
       </w:r>
     </w:p>
     <w:p>
@@ -2534,7 +2469,7 @@
           <w:b w:val="0"/>
           <w:sz w:val="20"/>
         </w:rPr>
-        <w:t>밤. 이 층 복도, 장인 방문 앞. 그녀가 거기서 하자고 한다. 콜이 처음으로 망설이고, 그녀가 먼저 벽에 손을 짚는다.</w:t>
+        <w:t>아내가 같이 가자고 했다고 한다. 콜이 대답을 안 했다고 한다. 다이앤이 아무 말도 안 한다.</w:t>
       </w:r>
     </w:p>
     <w:p>
@@ -2560,7 +2495,7 @@
           <w:b w:val="0"/>
           <w:sz w:val="20"/>
         </w:rPr>
-        <w:t>새벽에 비가 그친다. 전기가 들어오고 집 안이 한꺼번에 밝아진다. 두 사람이 복도에 서 있고, 계단 아래에 아내의 캐리어가 놓여 있다.</w:t>
+        <w:t>아일랜드에 1화의 그 잔이 그대로 있다. 그녀가 그 잔을 집어 든다.</w:t>
       </w:r>
     </w:p>
     <w:p>
@@ -2586,7 +2521,7 @@
           <w:b w:val="0"/>
           <w:sz w:val="20"/>
         </w:rPr>
-        <w:t>[S4 · 발령에서 출국, 그리고 그 밤] 아내가 새벽에 들어와 있었다. 아무것도 못 봤다고 한다. 아침 식탁 넷, 아무도 아무 말도 안 한다.</w:t>
+        <w:t>다이앤이 처음으로 먼저 끝내자고 한다. 말하면서 그의 셔츠를 잡고 있다. 콜 — "손."</w:t>
       </w:r>
     </w:p>
     <w:p>
@@ -2612,7 +2547,7 @@
           <w:b w:val="0"/>
           <w:sz w:val="20"/>
         </w:rPr>
-        <w:t>아내가 뭔가 물으려다 만다. 입을 열었다가 닫는다. VO — '물었으면 뭐라고 했을지 모르겠다.'</w:t>
+        <w:t>그녀가 놓고 올라간다. 콜이 남는다. 불을 안 켠다.</w:t>
       </w:r>
     </w:p>
     <w:p>
@@ -2638,7 +2573,7 @@
           <w:b w:val="0"/>
           <w:sz w:val="20"/>
         </w:rPr>
-        <w:t>해외 발령. 저녁 식탁에서 얘기가 나오고 장인이 자랑스러워한다. 그날 밤 그녀가 제일 세게 붙든다.</w:t>
+        <w:t>위에서 아내가 부른다. 대답만 하고 안 올라간다. VO — '올라가면 끝나는데.'</w:t>
       </w:r>
     </w:p>
     <w:p>
@@ -2664,7 +2599,7 @@
           <w:b w:val="0"/>
           <w:sz w:val="20"/>
         </w:rPr>
-        <w:t>아내가 같이 가자고 한다. 콜이 대답을 미룬다. 다이앤이 처음으로 먼저 끝내자고 하고, 말하면서 그의 셔츠를 잡고 있다.</w:t>
+        <w:t>새벽 두 시. 발소리가 내려온다. 콜이 안 돌아본다.</w:t>
       </w:r>
     </w:p>
     <w:p>
@@ -2690,7 +2625,7 @@
           <w:b w:val="0"/>
           <w:sz w:val="20"/>
         </w:rPr>
-        <w:t>사흘을 안 본다. 아침마다 마주치는데 아무 일도 없다. 사흘째 밤, 그녀가 문을 열어 둔다.</w:t>
+        <w:t>그녀가 아무 말도 안 한다. 콜도 안 한다. 1화와 똑같이 잔이 먼저 오간다.</w:t>
       </w:r>
     </w:p>
     <w:p>
@@ -2716,7 +2651,7 @@
           <w:b w:val="0"/>
           <w:sz w:val="20"/>
         </w:rPr>
-        <w:t>마지막 저녁 식탁 넷. 아내가 엄마를 안고, 장인이 사위 어깨를 두드리며 잘 부탁한다고 한다. 콜은 그 손을 받는다.</w:t>
+        <w:t>[결] 아침. 넷이 앉은 마지막 식탁. 장인이 사위 어깨를 두드리며 잘 부탁한다고 한다. 콜이 그 손을 받는다.</w:t>
       </w:r>
     </w:p>
     <w:p>
@@ -2742,7 +2677,7 @@
           <w:b w:val="0"/>
           <w:sz w:val="20"/>
         </w:rPr>
-        <w:t>떠나는 아침, 현관. 아내가 콜의 뺨에 키스한다. "엄마 아빠 잘 부탁해." 1화와 똑같은 자리, 똑같은 말이다. 차가 자갈길을 빠져나간다.</w:t>
+        <w:t>현관. 아내가 뺨에 키스한다. "엄마 아빠 잘 부탁해." 1화와 똑같은 자리, 똑같은 말이다. 차가 자갈길을 빠져나간다.</w:t>
       </w:r>
     </w:p>
     <w:p>
@@ -2768,7 +2703,7 @@
           <w:b w:val="0"/>
           <w:sz w:val="20"/>
         </w:rPr>
-        <w:t>밤 여덟 시, 장인이 약을 먹고 올라간다. 부엌, 냉장고 불빛 앞에 슬립 한 장. 콜이 묻는다. "Tell me this means nothing." 다이앤은 답 대신 그의 잔을 집어, 그의 입술이 닿았던 자리에 자기 입술을 댄다.</w:t>
+        <w:t>그날 밤 여덟 시. 장인이 약을 먹고 올라간다. 냉장고 불빛 앞에 슬립 한 장. 콜이 묻는다. "Tell me this means nothing." 다이앤은 답 대신 그의 잔을 집어, 그의 입술이 닿았던 자리에 자기 입술을 댄다.</w:t>
       </w:r>
     </w:p>
     <w:sectPr>
